--- a/docs/technical/CSI TECHNICAL SPECIFICATION v0.1.docx
+++ b/docs/technical/CSI TECHNICAL SPECIFICATION v0.1.docx
@@ -5,14 +5,12 @@
     <w:p>
       <w:pPr>
         <w:rPr>
-          <w:rFonts w:ascii="Times New Roman" w:hAnsi="Times New Roman" w:cs="Times New Roman"/>
-          <w:b/>
-          <w:bCs/>
-        </w:rPr>
-      </w:pPr>
-      <w:r>
-        <w:rPr>
-          <w:rFonts w:ascii="Times New Roman" w:hAnsi="Times New Roman" w:cs="Times New Roman"/>
+          <w:b/>
+          <w:bCs/>
+        </w:rPr>
+      </w:pPr>
+      <w:r>
+        <w:rPr>
           <w:b/>
           <w:bCs/>
         </w:rPr>
@@ -22,14 +20,12 @@
     <w:p>
       <w:pPr>
         <w:rPr>
-          <w:rFonts w:ascii="Times New Roman" w:hAnsi="Times New Roman" w:cs="Times New Roman"/>
-          <w:b/>
-          <w:bCs/>
-        </w:rPr>
-      </w:pPr>
-      <w:r>
-        <w:rPr>
-          <w:rFonts w:ascii="Times New Roman" w:hAnsi="Times New Roman" w:cs="Times New Roman"/>
+          <w:b/>
+          <w:bCs/>
+        </w:rPr>
+      </w:pPr>
+      <w:r>
+        <w:rPr>
           <w:b/>
           <w:bCs/>
         </w:rPr>
@@ -37,14 +33,8 @@
       </w:r>
     </w:p>
     <w:p>
-      <w:pPr>
-        <w:rPr>
-          <w:rFonts w:ascii="Times New Roman" w:hAnsi="Times New Roman" w:cs="Times New Roman"/>
-        </w:rPr>
-      </w:pPr>
-      <w:r>
-        <w:rPr>
-          <w:rFonts w:ascii="Times New Roman" w:hAnsi="Times New Roman" w:cs="Times New Roman"/>
+      <w:r>
+        <w:rPr>
           <w:b/>
           <w:bCs/>
         </w:rPr>
@@ -53,7 +43,6 @@
       <w:proofErr w:type="spellStart"/>
       <w:r>
         <w:rPr>
-          <w:rFonts w:ascii="Times New Roman" w:hAnsi="Times New Roman" w:cs="Times New Roman"/>
           <w:b/>
           <w:bCs/>
         </w:rPr>
@@ -62,7 +51,6 @@
       <w:proofErr w:type="spellEnd"/>
       <w:r>
         <w:rPr>
-          <w:rFonts w:ascii="Times New Roman" w:hAnsi="Times New Roman" w:cs="Times New Roman"/>
           <w:b/>
           <w:bCs/>
         </w:rPr>
@@ -71,7 +59,6 @@
       <w:proofErr w:type="spellStart"/>
       <w:r>
         <w:rPr>
-          <w:rFonts w:ascii="Times New Roman" w:hAnsi="Times New Roman" w:cs="Times New Roman"/>
           <w:b/>
           <w:bCs/>
         </w:rPr>
@@ -80,7 +67,6 @@
       <w:proofErr w:type="spellEnd"/>
       <w:r>
         <w:rPr>
-          <w:rFonts w:ascii="Times New Roman" w:hAnsi="Times New Roman" w:cs="Times New Roman"/>
           <w:b/>
           <w:bCs/>
         </w:rPr>
@@ -90,14 +76,12 @@
     <w:p>
       <w:pPr>
         <w:rPr>
-          <w:rFonts w:ascii="Times New Roman" w:hAnsi="Times New Roman" w:cs="Times New Roman"/>
-          <w:b/>
-          <w:bCs/>
-        </w:rPr>
-      </w:pPr>
-      <w:r>
-        <w:rPr>
-          <w:rFonts w:ascii="Times New Roman" w:hAnsi="Times New Roman" w:cs="Times New Roman"/>
+          <w:b/>
+          <w:bCs/>
+        </w:rPr>
+      </w:pPr>
+      <w:r>
+        <w:rPr>
           <w:b/>
           <w:bCs/>
         </w:rPr>
@@ -105,29 +89,19 @@
       </w:r>
     </w:p>
     <w:p>
-      <w:pPr>
-        <w:rPr>
-          <w:rFonts w:ascii="Times New Roman" w:hAnsi="Times New Roman" w:cs="Times New Roman"/>
-        </w:rPr>
-      </w:pPr>
-      <w:r>
-        <w:rPr>
-          <w:rFonts w:ascii="Times New Roman" w:hAnsi="Times New Roman" w:cs="Times New Roman"/>
-        </w:rPr>
+      <w:r>
         <w:t>CSI es una metodología destinada a medir el grado de convergencia semántica, pérdida de diversidad cognitiva y colapso de distinción en sistemas de inteligencia artificial.</w:t>
       </w:r>
     </w:p>
     <w:p>
       <w:pPr>
         <w:rPr>
-          <w:rFonts w:ascii="Times New Roman" w:hAnsi="Times New Roman" w:cs="Times New Roman"/>
-          <w:b/>
-          <w:bCs/>
-        </w:rPr>
-      </w:pPr>
-      <w:r>
-        <w:rPr>
-          <w:rFonts w:ascii="Times New Roman" w:hAnsi="Times New Roman" w:cs="Times New Roman"/>
+          <w:b/>
+          <w:bCs/>
+        </w:rPr>
+      </w:pPr>
+      <w:r>
+        <w:rPr>
           <w:b/>
           <w:bCs/>
         </w:rPr>
@@ -135,15 +109,7 @@
       </w:r>
     </w:p>
     <w:p>
-      <w:pPr>
-        <w:rPr>
-          <w:rFonts w:ascii="Times New Roman" w:hAnsi="Times New Roman" w:cs="Times New Roman"/>
-        </w:rPr>
-      </w:pPr>
-      <w:r>
-        <w:rPr>
-          <w:rFonts w:ascii="Times New Roman" w:hAnsi="Times New Roman" w:cs="Times New Roman"/>
-        </w:rPr>
+      <w:r>
         <w:t>Las métricas actuales suelen medir:</w:t>
       </w:r>
     </w:p>
@@ -153,14 +119,8 @@
           <w:ilvl w:val="0"/>
           <w:numId w:val="1"/>
         </w:numPr>
-        <w:rPr>
-          <w:rFonts w:ascii="Times New Roman" w:hAnsi="Times New Roman" w:cs="Times New Roman"/>
-        </w:rPr>
-      </w:pPr>
-      <w:r>
-        <w:rPr>
-          <w:rFonts w:ascii="Times New Roman" w:hAnsi="Times New Roman" w:cs="Times New Roman"/>
-        </w:rPr>
+      </w:pPr>
+      <w:r>
         <w:t>precisión,</w:t>
       </w:r>
     </w:p>
@@ -170,14 +130,8 @@
           <w:ilvl w:val="0"/>
           <w:numId w:val="1"/>
         </w:numPr>
-        <w:rPr>
-          <w:rFonts w:ascii="Times New Roman" w:hAnsi="Times New Roman" w:cs="Times New Roman"/>
-        </w:rPr>
-      </w:pPr>
-      <w:r>
-        <w:rPr>
-          <w:rFonts w:ascii="Times New Roman" w:hAnsi="Times New Roman" w:cs="Times New Roman"/>
-        </w:rPr>
+      </w:pPr>
+      <w:r>
         <w:t>robustez,</w:t>
       </w:r>
     </w:p>
@@ -187,22 +141,13 @@
           <w:ilvl w:val="0"/>
           <w:numId w:val="1"/>
         </w:numPr>
-        <w:rPr>
-          <w:rFonts w:ascii="Times New Roman" w:hAnsi="Times New Roman" w:cs="Times New Roman"/>
-        </w:rPr>
       </w:pPr>
       <w:proofErr w:type="spellStart"/>
       <w:r>
-        <w:rPr>
-          <w:rFonts w:ascii="Times New Roman" w:hAnsi="Times New Roman" w:cs="Times New Roman"/>
-        </w:rPr>
         <w:t>fairness</w:t>
       </w:r>
       <w:proofErr w:type="spellEnd"/>
       <w:r>
-        <w:rPr>
-          <w:rFonts w:ascii="Times New Roman" w:hAnsi="Times New Roman" w:cs="Times New Roman"/>
-        </w:rPr>
         <w:t>,</w:t>
       </w:r>
     </w:p>
@@ -212,27 +157,13 @@
           <w:ilvl w:val="0"/>
           <w:numId w:val="1"/>
         </w:numPr>
-        <w:rPr>
-          <w:rFonts w:ascii="Times New Roman" w:hAnsi="Times New Roman" w:cs="Times New Roman"/>
-        </w:rPr>
-      </w:pPr>
-      <w:r>
-        <w:rPr>
-          <w:rFonts w:ascii="Times New Roman" w:hAnsi="Times New Roman" w:cs="Times New Roman"/>
-        </w:rPr>
+      </w:pPr>
+      <w:r>
         <w:t>rendimiento.</w:t>
       </w:r>
     </w:p>
     <w:p>
-      <w:pPr>
-        <w:rPr>
-          <w:rFonts w:ascii="Times New Roman" w:hAnsi="Times New Roman" w:cs="Times New Roman"/>
-        </w:rPr>
-      </w:pPr>
-      <w:r>
-        <w:rPr>
-          <w:rFonts w:ascii="Times New Roman" w:hAnsi="Times New Roman" w:cs="Times New Roman"/>
-        </w:rPr>
+      <w:r>
         <w:t>CSI pretende medir:</w:t>
       </w:r>
     </w:p>
@@ -242,14 +173,8 @@
           <w:ilvl w:val="0"/>
           <w:numId w:val="2"/>
         </w:numPr>
-        <w:rPr>
-          <w:rFonts w:ascii="Times New Roman" w:hAnsi="Times New Roman" w:cs="Times New Roman"/>
-        </w:rPr>
-      </w:pPr>
-      <w:r>
-        <w:rPr>
-          <w:rFonts w:ascii="Times New Roman" w:hAnsi="Times New Roman" w:cs="Times New Roman"/>
-        </w:rPr>
+      </w:pPr>
+      <w:r>
         <w:t>convergencia semántica,</w:t>
       </w:r>
     </w:p>
@@ -259,14 +184,8 @@
           <w:ilvl w:val="0"/>
           <w:numId w:val="2"/>
         </w:numPr>
-        <w:rPr>
-          <w:rFonts w:ascii="Times New Roman" w:hAnsi="Times New Roman" w:cs="Times New Roman"/>
-        </w:rPr>
-      </w:pPr>
-      <w:r>
-        <w:rPr>
-          <w:rFonts w:ascii="Times New Roman" w:hAnsi="Times New Roman" w:cs="Times New Roman"/>
-        </w:rPr>
+      </w:pPr>
+      <w:r>
         <w:t>homogeneización representacional,</w:t>
       </w:r>
     </w:p>
@@ -276,14 +195,8 @@
           <w:ilvl w:val="0"/>
           <w:numId w:val="2"/>
         </w:numPr>
-        <w:rPr>
-          <w:rFonts w:ascii="Times New Roman" w:hAnsi="Times New Roman" w:cs="Times New Roman"/>
-        </w:rPr>
-      </w:pPr>
-      <w:r>
-        <w:rPr>
-          <w:rFonts w:ascii="Times New Roman" w:hAnsi="Times New Roman" w:cs="Times New Roman"/>
-        </w:rPr>
+      </w:pPr>
+      <w:r>
         <w:t>pérdida de diferenciación conceptual,</w:t>
       </w:r>
     </w:p>
@@ -293,28 +206,20 @@
           <w:ilvl w:val="0"/>
           <w:numId w:val="2"/>
         </w:numPr>
-        <w:rPr>
-          <w:rFonts w:ascii="Times New Roman" w:hAnsi="Times New Roman" w:cs="Times New Roman"/>
-        </w:rPr>
-      </w:pPr>
-      <w:r>
-        <w:rPr>
-          <w:rFonts w:ascii="Times New Roman" w:hAnsi="Times New Roman" w:cs="Times New Roman"/>
-        </w:rPr>
+      </w:pPr>
+      <w:r>
         <w:t>riesgo de uniformidad cognitiva.</w:t>
       </w:r>
     </w:p>
     <w:p>
       <w:pPr>
         <w:rPr>
-          <w:rFonts w:ascii="Times New Roman" w:hAnsi="Times New Roman" w:cs="Times New Roman"/>
-          <w:b/>
-          <w:bCs/>
-        </w:rPr>
-      </w:pPr>
-      <w:r>
-        <w:rPr>
-          <w:rFonts w:ascii="Times New Roman" w:hAnsi="Times New Roman" w:cs="Times New Roman"/>
+          <w:b/>
+          <w:bCs/>
+        </w:rPr>
+      </w:pPr>
+      <w:r>
+        <w:rPr>
           <w:b/>
           <w:bCs/>
         </w:rPr>
@@ -322,42 +227,24 @@
       </w:r>
     </w:p>
     <w:p>
-      <w:pPr>
-        <w:rPr>
-          <w:rFonts w:ascii="Times New Roman" w:hAnsi="Times New Roman" w:cs="Times New Roman"/>
-        </w:rPr>
-      </w:pPr>
-      <w:r>
-        <w:rPr>
-          <w:rFonts w:ascii="Times New Roman" w:hAnsi="Times New Roman" w:cs="Times New Roman"/>
-        </w:rPr>
+      <w:r>
         <w:t>A medida que determinados sistemas IA son sometidos a procesos iterativos de entrenamiento, alineamiento o agregación, pueden tender hacia estados de menor diversidad semántica.</w:t>
       </w:r>
     </w:p>
     <w:p>
-      <w:pPr>
-        <w:rPr>
-          <w:rFonts w:ascii="Times New Roman" w:hAnsi="Times New Roman" w:cs="Times New Roman"/>
-        </w:rPr>
-      </w:pPr>
-      <w:r>
-        <w:rPr>
-          <w:rFonts w:ascii="Times New Roman" w:hAnsi="Times New Roman" w:cs="Times New Roman"/>
-        </w:rPr>
+      <w:r>
         <w:t>CSI pretende cuantificar dicha tendencia.</w:t>
       </w:r>
     </w:p>
     <w:p>
       <w:pPr>
         <w:rPr>
-          <w:rFonts w:ascii="Times New Roman" w:hAnsi="Times New Roman" w:cs="Times New Roman"/>
-          <w:b/>
-          <w:bCs/>
-        </w:rPr>
-      </w:pPr>
-      <w:r>
-        <w:rPr>
-          <w:rFonts w:ascii="Times New Roman" w:hAnsi="Times New Roman" w:cs="Times New Roman"/>
+          <w:b/>
+          <w:bCs/>
+        </w:rPr>
+      </w:pPr>
+      <w:r>
+        <w:rPr>
           <w:b/>
           <w:bCs/>
         </w:rPr>
@@ -367,14 +254,12 @@
     <w:p>
       <w:pPr>
         <w:rPr>
-          <w:rFonts w:ascii="Times New Roman" w:hAnsi="Times New Roman" w:cs="Times New Roman"/>
-          <w:b/>
-          <w:bCs/>
-        </w:rPr>
-      </w:pPr>
-      <w:r>
-        <w:rPr>
-          <w:rFonts w:ascii="Times New Roman" w:hAnsi="Times New Roman" w:cs="Times New Roman"/>
+          <w:b/>
+          <w:bCs/>
+        </w:rPr>
+      </w:pPr>
+      <w:r>
+        <w:rPr>
           <w:b/>
           <w:bCs/>
         </w:rPr>
@@ -387,15 +272,9 @@
           <w:ilvl w:val="0"/>
           <w:numId w:val="3"/>
         </w:numPr>
-        <w:rPr>
-          <w:rFonts w:ascii="Times New Roman" w:hAnsi="Times New Roman" w:cs="Times New Roman"/>
-        </w:rPr>
       </w:pPr>
       <w:proofErr w:type="spellStart"/>
       <w:r>
-        <w:rPr>
-          <w:rFonts w:ascii="Times New Roman" w:hAnsi="Times New Roman" w:cs="Times New Roman"/>
-        </w:rPr>
         <w:t>Prompts</w:t>
       </w:r>
       <w:proofErr w:type="spellEnd"/>
@@ -406,28 +285,20 @@
           <w:ilvl w:val="0"/>
           <w:numId w:val="3"/>
         </w:numPr>
-        <w:rPr>
-          <w:rFonts w:ascii="Times New Roman" w:hAnsi="Times New Roman" w:cs="Times New Roman"/>
-        </w:rPr>
-      </w:pPr>
-      <w:r>
-        <w:rPr>
-          <w:rFonts w:ascii="Times New Roman" w:hAnsi="Times New Roman" w:cs="Times New Roman"/>
-        </w:rPr>
+      </w:pPr>
+      <w:r>
         <w:t>Respuestas generadas</w:t>
       </w:r>
     </w:p>
     <w:p>
       <w:pPr>
         <w:rPr>
-          <w:rFonts w:ascii="Times New Roman" w:hAnsi="Times New Roman" w:cs="Times New Roman"/>
-          <w:b/>
-          <w:bCs/>
-        </w:rPr>
-      </w:pPr>
-      <w:r>
-        <w:rPr>
-          <w:rFonts w:ascii="Times New Roman" w:hAnsi="Times New Roman" w:cs="Times New Roman"/>
+          <w:b/>
+          <w:bCs/>
+        </w:rPr>
+      </w:pPr>
+      <w:r>
+        <w:rPr>
           <w:b/>
           <w:bCs/>
         </w:rPr>
@@ -440,15 +311,9 @@
           <w:ilvl w:val="0"/>
           <w:numId w:val="4"/>
         </w:numPr>
-        <w:rPr>
-          <w:rFonts w:ascii="Times New Roman" w:hAnsi="Times New Roman" w:cs="Times New Roman"/>
-        </w:rPr>
       </w:pPr>
       <w:proofErr w:type="spellStart"/>
       <w:r>
-        <w:rPr>
-          <w:rFonts w:ascii="Times New Roman" w:hAnsi="Times New Roman" w:cs="Times New Roman"/>
-        </w:rPr>
         <w:t>Embeddings</w:t>
       </w:r>
       <w:proofErr w:type="spellEnd"/>
@@ -459,41 +324,24 @@
           <w:ilvl w:val="0"/>
           <w:numId w:val="4"/>
         </w:numPr>
-        <w:rPr>
-          <w:rFonts w:ascii="Times New Roman" w:hAnsi="Times New Roman" w:cs="Times New Roman"/>
-        </w:rPr>
-      </w:pPr>
-      <w:r>
-        <w:rPr>
-          <w:rFonts w:ascii="Times New Roman" w:hAnsi="Times New Roman" w:cs="Times New Roman"/>
-        </w:rPr>
+      </w:pPr>
+      <w:r>
+        <w:lastRenderedPageBreak/>
         <w:t>Representaciones vectoriales</w:t>
       </w:r>
     </w:p>
     <w:p>
       <w:pPr>
         <w:rPr>
-          <w:rFonts w:ascii="Times New Roman" w:hAnsi="Times New Roman" w:cs="Times New Roman"/>
-          <w:b/>
-          <w:bCs/>
-        </w:rPr>
-      </w:pPr>
-    </w:p>
-    <w:p>
-      <w:pPr>
-        <w:rPr>
-          <w:rFonts w:ascii="Times New Roman" w:hAnsi="Times New Roman" w:cs="Times New Roman"/>
-          <w:b/>
-          <w:bCs/>
-        </w:rPr>
-      </w:pPr>
-      <w:r>
-        <w:rPr>
-          <w:rFonts w:ascii="Times New Roman" w:hAnsi="Times New Roman" w:cs="Times New Roman"/>
-          <w:b/>
-          <w:bCs/>
-        </w:rPr>
-        <w:lastRenderedPageBreak/>
+          <w:b/>
+          <w:bCs/>
+        </w:rPr>
+      </w:pPr>
+      <w:r>
+        <w:rPr>
+          <w:b/>
+          <w:bCs/>
+        </w:rPr>
         <w:t>Nivel 3</w:t>
       </w:r>
     </w:p>
@@ -503,24 +351,15 @@
           <w:ilvl w:val="0"/>
           <w:numId w:val="5"/>
         </w:numPr>
-        <w:rPr>
-          <w:rFonts w:ascii="Times New Roman" w:hAnsi="Times New Roman" w:cs="Times New Roman"/>
-        </w:rPr>
       </w:pPr>
       <w:proofErr w:type="spellStart"/>
       <w:proofErr w:type="gramStart"/>
       <w:r>
-        <w:rPr>
-          <w:rFonts w:ascii="Times New Roman" w:hAnsi="Times New Roman" w:cs="Times New Roman"/>
-        </w:rPr>
         <w:t>Clusters</w:t>
       </w:r>
       <w:proofErr w:type="spellEnd"/>
       <w:proofErr w:type="gramEnd"/>
       <w:r>
-        <w:rPr>
-          <w:rFonts w:ascii="Times New Roman" w:hAnsi="Times New Roman" w:cs="Times New Roman"/>
-        </w:rPr>
         <w:t xml:space="preserve"> semánticos</w:t>
       </w:r>
     </w:p>
@@ -530,35 +369,27 @@
           <w:ilvl w:val="0"/>
           <w:numId w:val="5"/>
         </w:numPr>
-        <w:rPr>
-          <w:rFonts w:ascii="Times New Roman" w:hAnsi="Times New Roman" w:cs="Times New Roman"/>
-        </w:rPr>
-      </w:pPr>
-      <w:r>
-        <w:rPr>
-          <w:rFonts w:ascii="Times New Roman" w:hAnsi="Times New Roman" w:cs="Times New Roman"/>
-        </w:rPr>
+      </w:pPr>
+      <w:r>
         <w:t>Evolución temporal</w:t>
       </w:r>
     </w:p>
     <w:p>
-      <w:pPr>
-        <w:rPr>
-          <w:rFonts w:ascii="Times New Roman" w:hAnsi="Times New Roman" w:cs="Times New Roman"/>
-        </w:rPr>
-      </w:pPr>
-    </w:p>
-    <w:p>
-      <w:pPr>
-        <w:rPr>
-          <w:rFonts w:ascii="Times New Roman" w:hAnsi="Times New Roman" w:cs="Times New Roman"/>
-          <w:b/>
-          <w:bCs/>
-        </w:rPr>
-      </w:pPr>
-      <w:r>
-        <w:rPr>
-          <w:rFonts w:ascii="Times New Roman" w:hAnsi="Times New Roman" w:cs="Times New Roman"/>
+      <w:r>
+        <w:pict w14:anchorId="23078BD9">
+          <v:rect id="_x0000_i1091" style="width:0;height:0" o:hralign="center" o:hrstd="t" o:hr="t" fillcolor="#a0a0a0" stroked="f"/>
+        </w:pict>
+      </w:r>
+    </w:p>
+    <w:p>
+      <w:pPr>
+        <w:rPr>
+          <w:b/>
+          <w:bCs/>
+        </w:rPr>
+      </w:pPr>
+      <w:r>
+        <w:rPr>
           <w:b/>
           <w:bCs/>
         </w:rPr>
@@ -568,14 +399,12 @@
     <w:p>
       <w:pPr>
         <w:rPr>
-          <w:rFonts w:ascii="Times New Roman" w:hAnsi="Times New Roman" w:cs="Times New Roman"/>
-          <w:b/>
-          <w:bCs/>
-        </w:rPr>
-      </w:pPr>
-      <w:r>
-        <w:rPr>
-          <w:rFonts w:ascii="Times New Roman" w:hAnsi="Times New Roman" w:cs="Times New Roman"/>
+          <w:b/>
+          <w:bCs/>
+        </w:rPr>
+      </w:pPr>
+      <w:r>
+        <w:rPr>
           <w:b/>
           <w:bCs/>
         </w:rPr>
@@ -583,116 +412,68 @@
       </w:r>
     </w:p>
     <w:p>
-      <w:pPr>
-        <w:rPr>
-          <w:rFonts w:ascii="Times New Roman" w:hAnsi="Times New Roman" w:cs="Times New Roman"/>
-        </w:rPr>
-      </w:pPr>
-      <w:r>
-        <w:rPr>
-          <w:rFonts w:ascii="Times New Roman" w:hAnsi="Times New Roman" w:cs="Times New Roman"/>
-        </w:rPr>
+      <w:r>
         <w:t>Escala conceptual inicial:</w:t>
       </w:r>
     </w:p>
     <w:p>
-      <w:pPr>
-        <w:rPr>
-          <w:rFonts w:ascii="Times New Roman" w:hAnsi="Times New Roman" w:cs="Times New Roman"/>
-        </w:rPr>
-      </w:pPr>
-      <w:r>
-        <w:rPr>
-          <w:rFonts w:ascii="Times New Roman" w:hAnsi="Times New Roman" w:cs="Times New Roman"/>
-        </w:rPr>
+      <w:r>
         <w:t>0.00 - 0.25</w:t>
       </w:r>
       <w:r>
-        <w:rPr>
-          <w:rFonts w:ascii="Times New Roman" w:hAnsi="Times New Roman" w:cs="Times New Roman"/>
-        </w:rPr>
         <w:br/>
         <w:t>Alta diversidad</w:t>
       </w:r>
       <w:r>
-        <w:rPr>
-          <w:rFonts w:ascii="Times New Roman" w:hAnsi="Times New Roman" w:cs="Times New Roman"/>
-        </w:rPr>
         <w:br/>
       </w:r>
       <w:r>
-        <w:rPr>
-          <w:rFonts w:ascii="Times New Roman" w:hAnsi="Times New Roman" w:cs="Times New Roman"/>
-        </w:rPr>
         <w:br/>
         <w:t>0.26 - 0.50</w:t>
       </w:r>
       <w:r>
-        <w:rPr>
-          <w:rFonts w:ascii="Times New Roman" w:hAnsi="Times New Roman" w:cs="Times New Roman"/>
-        </w:rPr>
         <w:br/>
         <w:t>Diversidad moderada</w:t>
       </w:r>
       <w:r>
-        <w:rPr>
-          <w:rFonts w:ascii="Times New Roman" w:hAnsi="Times New Roman" w:cs="Times New Roman"/>
-        </w:rPr>
         <w:br/>
       </w:r>
       <w:r>
-        <w:rPr>
-          <w:rFonts w:ascii="Times New Roman" w:hAnsi="Times New Roman" w:cs="Times New Roman"/>
-        </w:rPr>
         <w:br/>
         <w:t>0.51 - 0.75</w:t>
       </w:r>
       <w:r>
-        <w:rPr>
-          <w:rFonts w:ascii="Times New Roman" w:hAnsi="Times New Roman" w:cs="Times New Roman"/>
-        </w:rPr>
         <w:br/>
         <w:t>Convergencia elevada</w:t>
       </w:r>
       <w:r>
-        <w:rPr>
-          <w:rFonts w:ascii="Times New Roman" w:hAnsi="Times New Roman" w:cs="Times New Roman"/>
-        </w:rPr>
         <w:br/>
       </w:r>
       <w:r>
-        <w:rPr>
-          <w:rFonts w:ascii="Times New Roman" w:hAnsi="Times New Roman" w:cs="Times New Roman"/>
-        </w:rPr>
         <w:br/>
         <w:t>0.76 - 1.00</w:t>
       </w:r>
       <w:r>
-        <w:rPr>
-          <w:rFonts w:ascii="Times New Roman" w:hAnsi="Times New Roman" w:cs="Times New Roman"/>
-        </w:rPr>
         <w:br/>
         <w:t>Homogeneización significativa</w:t>
       </w:r>
     </w:p>
     <w:p>
-      <w:pPr>
-        <w:rPr>
-          <w:rFonts w:ascii="Times New Roman" w:hAnsi="Times New Roman" w:cs="Times New Roman"/>
-        </w:rPr>
-      </w:pPr>
-    </w:p>
-    <w:p>
-      <w:pPr>
-        <w:rPr>
-          <w:rFonts w:ascii="Times New Roman" w:hAnsi="Times New Roman" w:cs="Times New Roman"/>
-          <w:b/>
-          <w:bCs/>
-        </w:rPr>
-      </w:pPr>
-      <w:r>
-        <w:rPr>
-          <w:rFonts w:ascii="Times New Roman" w:hAnsi="Times New Roman" w:cs="Times New Roman"/>
+      <w:r>
+        <w:pict w14:anchorId="738CC983">
+          <v:rect id="_x0000_i1092" style="width:0;height:0" o:hralign="center" o:hrstd="t" o:hr="t" fillcolor="#a0a0a0" stroked="f"/>
+        </w:pict>
+      </w:r>
+    </w:p>
+    <w:p>
+      <w:pPr>
+        <w:rPr>
+          <w:b/>
+          <w:bCs/>
+        </w:rPr>
+      </w:pPr>
+      <w:r>
+        <w:rPr>
           <w:b/>
           <w:bCs/>
         </w:rPr>
@@ -702,14 +483,12 @@
     <w:p>
       <w:pPr>
         <w:rPr>
-          <w:rFonts w:ascii="Times New Roman" w:hAnsi="Times New Roman" w:cs="Times New Roman"/>
-          <w:b/>
-          <w:bCs/>
-        </w:rPr>
-      </w:pPr>
-      <w:r>
-        <w:rPr>
-          <w:rFonts w:ascii="Times New Roman" w:hAnsi="Times New Roman" w:cs="Times New Roman"/>
+          <w:b/>
+          <w:bCs/>
+        </w:rPr>
+      </w:pPr>
+      <w:r>
+        <w:rPr>
           <w:b/>
           <w:bCs/>
         </w:rPr>
@@ -717,29 +496,19 @@
       </w:r>
     </w:p>
     <w:p>
-      <w:pPr>
-        <w:rPr>
-          <w:rFonts w:ascii="Times New Roman" w:hAnsi="Times New Roman" w:cs="Times New Roman"/>
-        </w:rPr>
-      </w:pPr>
-      <w:r>
-        <w:rPr>
-          <w:rFonts w:ascii="Times New Roman" w:hAnsi="Times New Roman" w:cs="Times New Roman"/>
-        </w:rPr>
+      <w:r>
         <w:t>Separación observable entre conceptos.</w:t>
       </w:r>
     </w:p>
     <w:p>
       <w:pPr>
         <w:rPr>
-          <w:rFonts w:ascii="Times New Roman" w:hAnsi="Times New Roman" w:cs="Times New Roman"/>
-          <w:b/>
-          <w:bCs/>
-        </w:rPr>
-      </w:pPr>
-      <w:r>
-        <w:rPr>
-          <w:rFonts w:ascii="Times New Roman" w:hAnsi="Times New Roman" w:cs="Times New Roman"/>
+          <w:b/>
+          <w:bCs/>
+        </w:rPr>
+      </w:pPr>
+      <w:r>
+        <w:rPr>
           <w:b/>
           <w:bCs/>
         </w:rPr>
@@ -747,29 +516,19 @@
       </w:r>
     </w:p>
     <w:p>
-      <w:pPr>
-        <w:rPr>
-          <w:rFonts w:ascii="Times New Roman" w:hAnsi="Times New Roman" w:cs="Times New Roman"/>
-        </w:rPr>
-      </w:pPr>
-      <w:r>
-        <w:rPr>
-          <w:rFonts w:ascii="Times New Roman" w:hAnsi="Times New Roman" w:cs="Times New Roman"/>
-        </w:rPr>
+      <w:r>
         <w:t>Pluralidad de enfoques y respuestas.</w:t>
       </w:r>
     </w:p>
     <w:p>
       <w:pPr>
         <w:rPr>
-          <w:rFonts w:ascii="Times New Roman" w:hAnsi="Times New Roman" w:cs="Times New Roman"/>
-          <w:b/>
-          <w:bCs/>
-        </w:rPr>
-      </w:pPr>
-      <w:r>
-        <w:rPr>
-          <w:rFonts w:ascii="Times New Roman" w:hAnsi="Times New Roman" w:cs="Times New Roman"/>
+          <w:b/>
+          <w:bCs/>
+        </w:rPr>
+      </w:pPr>
+      <w:r>
+        <w:rPr>
           <w:b/>
           <w:bCs/>
         </w:rPr>
@@ -777,29 +536,19 @@
       </w:r>
     </w:p>
     <w:p>
-      <w:pPr>
-        <w:rPr>
-          <w:rFonts w:ascii="Times New Roman" w:hAnsi="Times New Roman" w:cs="Times New Roman"/>
-        </w:rPr>
-      </w:pPr>
-      <w:r>
-        <w:rPr>
-          <w:rFonts w:ascii="Times New Roman" w:hAnsi="Times New Roman" w:cs="Times New Roman"/>
-        </w:rPr>
+      <w:r>
         <w:t>Capacidad del sistema para mantener diferencias.</w:t>
       </w:r>
     </w:p>
     <w:p>
       <w:pPr>
         <w:rPr>
-          <w:rFonts w:ascii="Times New Roman" w:hAnsi="Times New Roman" w:cs="Times New Roman"/>
-          <w:b/>
-          <w:bCs/>
-        </w:rPr>
-      </w:pPr>
-      <w:r>
-        <w:rPr>
-          <w:rFonts w:ascii="Times New Roman" w:hAnsi="Times New Roman" w:cs="Times New Roman"/>
+          <w:b/>
+          <w:bCs/>
+        </w:rPr>
+      </w:pPr>
+      <w:r>
+        <w:rPr>
           <w:b/>
           <w:bCs/>
         </w:rPr>
@@ -807,36 +556,26 @@
       </w:r>
     </w:p>
     <w:p>
-      <w:pPr>
-        <w:rPr>
-          <w:rFonts w:ascii="Times New Roman" w:hAnsi="Times New Roman" w:cs="Times New Roman"/>
-        </w:rPr>
-      </w:pPr>
-      <w:r>
-        <w:rPr>
-          <w:rFonts w:ascii="Times New Roman" w:hAnsi="Times New Roman" w:cs="Times New Roman"/>
-        </w:rPr>
+      <w:r>
         <w:t>Tendencia a respuestas crecientemente similares.</w:t>
       </w:r>
     </w:p>
     <w:p>
-      <w:pPr>
-        <w:rPr>
-          <w:rFonts w:ascii="Times New Roman" w:hAnsi="Times New Roman" w:cs="Times New Roman"/>
-        </w:rPr>
-      </w:pPr>
-    </w:p>
-    <w:p>
-      <w:pPr>
-        <w:rPr>
-          <w:rFonts w:ascii="Times New Roman" w:hAnsi="Times New Roman" w:cs="Times New Roman"/>
-          <w:b/>
-          <w:bCs/>
-        </w:rPr>
-      </w:pPr>
-      <w:r>
-        <w:rPr>
-          <w:rFonts w:ascii="Times New Roman" w:hAnsi="Times New Roman" w:cs="Times New Roman"/>
+      <w:r>
+        <w:pict w14:anchorId="7B1BA3F1">
+          <v:rect id="_x0000_i1093" style="width:0;height:0" o:hralign="center" o:hrstd="t" o:hr="t" fillcolor="#a0a0a0" stroked="f"/>
+        </w:pict>
+      </w:r>
+    </w:p>
+    <w:p>
+      <w:pPr>
+        <w:rPr>
+          <w:b/>
+          <w:bCs/>
+        </w:rPr>
+      </w:pPr>
+      <w:r>
+        <w:rPr>
           <w:b/>
           <w:bCs/>
         </w:rPr>
@@ -846,51 +585,40 @@
     <w:p>
       <w:pPr>
         <w:rPr>
-          <w:rFonts w:ascii="Times New Roman" w:hAnsi="Times New Roman" w:cs="Times New Roman"/>
-          <w:b/>
-          <w:bCs/>
-        </w:rPr>
-      </w:pPr>
-      <w:r>
-        <w:rPr>
-          <w:rFonts w:ascii="Times New Roman" w:hAnsi="Times New Roman" w:cs="Times New Roman"/>
-          <w:b/>
-          <w:bCs/>
-        </w:rPr>
+          <w:b/>
+          <w:bCs/>
+        </w:rPr>
+      </w:pPr>
+      <w:r>
+        <w:rPr>
+          <w:b/>
+          <w:bCs/>
+        </w:rPr>
+        <w:lastRenderedPageBreak/>
         <w:t>Colapso de Distinción</w:t>
       </w:r>
     </w:p>
     <w:p>
-      <w:pPr>
-        <w:rPr>
-          <w:rFonts w:ascii="Times New Roman" w:hAnsi="Times New Roman" w:cs="Times New Roman"/>
-        </w:rPr>
-      </w:pPr>
-      <w:r>
-        <w:rPr>
-          <w:rFonts w:ascii="Times New Roman" w:hAnsi="Times New Roman" w:cs="Times New Roman"/>
-        </w:rPr>
+      <w:r>
         <w:t>Proceso mediante el cual representaciones inicialmente diferenciadas convergen progresivamente hacia patrones semánticos más uniformes.</w:t>
       </w:r>
     </w:p>
     <w:p>
-      <w:pPr>
-        <w:rPr>
-          <w:rFonts w:ascii="Times New Roman" w:hAnsi="Times New Roman" w:cs="Times New Roman"/>
-        </w:rPr>
-      </w:pPr>
-    </w:p>
-    <w:p>
-      <w:pPr>
-        <w:rPr>
-          <w:rFonts w:ascii="Times New Roman" w:hAnsi="Times New Roman" w:cs="Times New Roman"/>
-          <w:b/>
-          <w:bCs/>
-        </w:rPr>
-      </w:pPr>
-      <w:r>
-        <w:rPr>
-          <w:rFonts w:ascii="Times New Roman" w:hAnsi="Times New Roman" w:cs="Times New Roman"/>
+      <w:r>
+        <w:pict w14:anchorId="6E6D5068">
+          <v:rect id="_x0000_i1094" style="width:0;height:0" o:hralign="center" o:hrstd="t" o:hr="t" fillcolor="#a0a0a0" stroked="f"/>
+        </w:pict>
+      </w:r>
+    </w:p>
+    <w:p>
+      <w:pPr>
+        <w:rPr>
+          <w:b/>
+          <w:bCs/>
+        </w:rPr>
+      </w:pPr>
+      <w:r>
+        <w:rPr>
           <w:b/>
           <w:bCs/>
         </w:rPr>
@@ -900,14 +628,12 @@
     <w:p>
       <w:pPr>
         <w:rPr>
-          <w:rFonts w:ascii="Times New Roman" w:hAnsi="Times New Roman" w:cs="Times New Roman"/>
-          <w:b/>
-          <w:bCs/>
-        </w:rPr>
-      </w:pPr>
-      <w:r>
-        <w:rPr>
-          <w:rFonts w:ascii="Times New Roman" w:hAnsi="Times New Roman" w:cs="Times New Roman"/>
+          <w:b/>
+          <w:bCs/>
+        </w:rPr>
+      </w:pPr>
+      <w:r>
+        <w:rPr>
           <w:b/>
           <w:bCs/>
         </w:rPr>
@@ -915,29 +641,19 @@
       </w:r>
     </w:p>
     <w:p>
-      <w:pPr>
-        <w:rPr>
-          <w:rFonts w:ascii="Times New Roman" w:hAnsi="Times New Roman" w:cs="Times New Roman"/>
-        </w:rPr>
-      </w:pPr>
-      <w:r>
-        <w:rPr>
-          <w:rFonts w:ascii="Times New Roman" w:hAnsi="Times New Roman" w:cs="Times New Roman"/>
-        </w:rPr>
+      <w:r>
         <w:t>Informes de auditoría.</w:t>
       </w:r>
     </w:p>
     <w:p>
       <w:pPr>
         <w:rPr>
-          <w:rFonts w:ascii="Times New Roman" w:hAnsi="Times New Roman" w:cs="Times New Roman"/>
-          <w:b/>
-          <w:bCs/>
-        </w:rPr>
-      </w:pPr>
-      <w:r>
-        <w:rPr>
-          <w:rFonts w:ascii="Times New Roman" w:hAnsi="Times New Roman" w:cs="Times New Roman"/>
+          <w:b/>
+          <w:bCs/>
+        </w:rPr>
+      </w:pPr>
+      <w:r>
+        <w:rPr>
           <w:b/>
           <w:bCs/>
         </w:rPr>
@@ -946,7 +662,6 @@
       <w:proofErr w:type="spellStart"/>
       <w:r>
         <w:rPr>
-          <w:rFonts w:ascii="Times New Roman" w:hAnsi="Times New Roman" w:cs="Times New Roman"/>
           <w:b/>
           <w:bCs/>
         </w:rPr>
@@ -955,29 +670,19 @@
       <w:proofErr w:type="spellEnd"/>
     </w:p>
     <w:p>
-      <w:pPr>
-        <w:rPr>
-          <w:rFonts w:ascii="Times New Roman" w:hAnsi="Times New Roman" w:cs="Times New Roman"/>
-        </w:rPr>
-      </w:pPr>
-      <w:r>
-        <w:rPr>
-          <w:rFonts w:ascii="Times New Roman" w:hAnsi="Times New Roman" w:cs="Times New Roman"/>
-        </w:rPr>
+      <w:r>
         <w:t>Gobernanza y cumplimiento.</w:t>
       </w:r>
     </w:p>
     <w:p>
       <w:pPr>
         <w:rPr>
-          <w:rFonts w:ascii="Times New Roman" w:hAnsi="Times New Roman" w:cs="Times New Roman"/>
-          <w:b/>
-          <w:bCs/>
-        </w:rPr>
-      </w:pPr>
-      <w:r>
-        <w:rPr>
-          <w:rFonts w:ascii="Times New Roman" w:hAnsi="Times New Roman" w:cs="Times New Roman"/>
+          <w:b/>
+          <w:bCs/>
+        </w:rPr>
+      </w:pPr>
+      <w:r>
+        <w:rPr>
           <w:b/>
           <w:bCs/>
         </w:rPr>
@@ -985,29 +690,19 @@
       </w:r>
     </w:p>
     <w:p>
-      <w:pPr>
-        <w:rPr>
-          <w:rFonts w:ascii="Times New Roman" w:hAnsi="Times New Roman" w:cs="Times New Roman"/>
-        </w:rPr>
-      </w:pPr>
-      <w:r>
-        <w:rPr>
-          <w:rFonts w:ascii="Times New Roman" w:hAnsi="Times New Roman" w:cs="Times New Roman"/>
-        </w:rPr>
+      <w:r>
         <w:t>Monitorización continua.</w:t>
       </w:r>
     </w:p>
     <w:p>
       <w:pPr>
         <w:rPr>
-          <w:rFonts w:ascii="Times New Roman" w:hAnsi="Times New Roman" w:cs="Times New Roman"/>
-          <w:b/>
-          <w:bCs/>
-        </w:rPr>
-      </w:pPr>
-      <w:r>
-        <w:rPr>
-          <w:rFonts w:ascii="Times New Roman" w:hAnsi="Times New Roman" w:cs="Times New Roman"/>
+          <w:b/>
+          <w:bCs/>
+        </w:rPr>
+      </w:pPr>
+      <w:r>
+        <w:rPr>
           <w:b/>
           <w:bCs/>
         </w:rPr>
@@ -1015,29 +710,19 @@
       </w:r>
     </w:p>
     <w:p>
-      <w:pPr>
-        <w:rPr>
-          <w:rFonts w:ascii="Times New Roman" w:hAnsi="Times New Roman" w:cs="Times New Roman"/>
-        </w:rPr>
-      </w:pPr>
-      <w:r>
-        <w:rPr>
-          <w:rFonts w:ascii="Times New Roman" w:hAnsi="Times New Roman" w:cs="Times New Roman"/>
-        </w:rPr>
+      <w:r>
         <w:t>Integración empresarial.</w:t>
       </w:r>
     </w:p>
     <w:p>
       <w:pPr>
         <w:rPr>
-          <w:rFonts w:ascii="Times New Roman" w:hAnsi="Times New Roman" w:cs="Times New Roman"/>
-          <w:b/>
-          <w:bCs/>
-        </w:rPr>
-      </w:pPr>
-      <w:r>
-        <w:rPr>
-          <w:rFonts w:ascii="Times New Roman" w:hAnsi="Times New Roman" w:cs="Times New Roman"/>
+          <w:b/>
+          <w:bCs/>
+        </w:rPr>
+      </w:pPr>
+      <w:r>
+        <w:rPr>
           <w:b/>
           <w:bCs/>
         </w:rPr>
@@ -1046,7 +731,6 @@
       <w:proofErr w:type="spellStart"/>
       <w:r>
         <w:rPr>
-          <w:rFonts w:ascii="Times New Roman" w:hAnsi="Times New Roman" w:cs="Times New Roman"/>
           <w:b/>
           <w:bCs/>
         </w:rPr>
@@ -1055,36 +739,26 @@
       <w:proofErr w:type="spellEnd"/>
     </w:p>
     <w:p>
-      <w:pPr>
-        <w:rPr>
-          <w:rFonts w:ascii="Times New Roman" w:hAnsi="Times New Roman" w:cs="Times New Roman"/>
-        </w:rPr>
-      </w:pPr>
-      <w:r>
-        <w:rPr>
-          <w:rFonts w:ascii="Times New Roman" w:hAnsi="Times New Roman" w:cs="Times New Roman"/>
-        </w:rPr>
+      <w:r>
         <w:t>Observatorio de convergencia semántica.</w:t>
       </w:r>
     </w:p>
     <w:p>
-      <w:pPr>
-        <w:rPr>
-          <w:rFonts w:ascii="Times New Roman" w:hAnsi="Times New Roman" w:cs="Times New Roman"/>
-        </w:rPr>
-      </w:pPr>
-    </w:p>
-    <w:p>
-      <w:pPr>
-        <w:rPr>
-          <w:rFonts w:ascii="Times New Roman" w:hAnsi="Times New Roman" w:cs="Times New Roman"/>
-          <w:b/>
-          <w:bCs/>
-        </w:rPr>
-      </w:pPr>
-      <w:r>
-        <w:rPr>
-          <w:rFonts w:ascii="Times New Roman" w:hAnsi="Times New Roman" w:cs="Times New Roman"/>
+      <w:r>
+        <w:pict w14:anchorId="72B2895C">
+          <v:rect id="_x0000_i1095" style="width:0;height:0" o:hralign="center" o:hrstd="t" o:hr="t" fillcolor="#a0a0a0" stroked="f"/>
+        </w:pict>
+      </w:r>
+    </w:p>
+    <w:p>
+      <w:pPr>
+        <w:rPr>
+          <w:b/>
+          <w:bCs/>
+        </w:rPr>
+      </w:pPr>
+      <w:r>
+        <w:rPr>
           <w:b/>
           <w:bCs/>
         </w:rPr>
@@ -1092,15 +766,7 @@
       </w:r>
     </w:p>
     <w:p>
-      <w:pPr>
-        <w:rPr>
-          <w:rFonts w:ascii="Times New Roman" w:hAnsi="Times New Roman" w:cs="Times New Roman"/>
-        </w:rPr>
-      </w:pPr>
-      <w:r>
-        <w:rPr>
-          <w:rFonts w:ascii="Times New Roman" w:hAnsi="Times New Roman" w:cs="Times New Roman"/>
-        </w:rPr>
+      <w:r>
         <w:t>Para pasar de TRL 2-3 a TRL 4-5 será necesario:</w:t>
       </w:r>
     </w:p>
@@ -1110,22 +776,13 @@
           <w:ilvl w:val="0"/>
           <w:numId w:val="6"/>
         </w:numPr>
-        <w:rPr>
-          <w:rFonts w:ascii="Times New Roman" w:hAnsi="Times New Roman" w:cs="Times New Roman"/>
-        </w:rPr>
       </w:pPr>
       <w:proofErr w:type="spellStart"/>
       <w:r>
-        <w:rPr>
-          <w:rFonts w:ascii="Times New Roman" w:hAnsi="Times New Roman" w:cs="Times New Roman"/>
-        </w:rPr>
         <w:t>benchmark</w:t>
       </w:r>
       <w:proofErr w:type="spellEnd"/>
       <w:r>
-        <w:rPr>
-          <w:rFonts w:ascii="Times New Roman" w:hAnsi="Times New Roman" w:cs="Times New Roman"/>
-        </w:rPr>
         <w:t xml:space="preserve"> experimental,</w:t>
       </w:r>
     </w:p>
@@ -1135,14 +792,8 @@
           <w:ilvl w:val="0"/>
           <w:numId w:val="6"/>
         </w:numPr>
-        <w:rPr>
-          <w:rFonts w:ascii="Times New Roman" w:hAnsi="Times New Roman" w:cs="Times New Roman"/>
-        </w:rPr>
-      </w:pPr>
-      <w:r>
-        <w:rPr>
-          <w:rFonts w:ascii="Times New Roman" w:hAnsi="Times New Roman" w:cs="Times New Roman"/>
-        </w:rPr>
+      </w:pPr>
+      <w:r>
         <w:t>comparación con métricas existentes,</w:t>
       </w:r>
     </w:p>
@@ -1152,14 +803,8 @@
           <w:ilvl w:val="0"/>
           <w:numId w:val="6"/>
         </w:numPr>
-        <w:rPr>
-          <w:rFonts w:ascii="Times New Roman" w:hAnsi="Times New Roman" w:cs="Times New Roman"/>
-        </w:rPr>
-      </w:pPr>
-      <w:r>
-        <w:rPr>
-          <w:rFonts w:ascii="Times New Roman" w:hAnsi="Times New Roman" w:cs="Times New Roman"/>
-        </w:rPr>
+      </w:pPr>
+      <w:r>
         <w:t>prototipo funcional,</w:t>
       </w:r>
     </w:p>
@@ -1169,14 +814,8 @@
           <w:ilvl w:val="0"/>
           <w:numId w:val="6"/>
         </w:numPr>
-        <w:rPr>
-          <w:rFonts w:ascii="Times New Roman" w:hAnsi="Times New Roman" w:cs="Times New Roman"/>
-        </w:rPr>
-      </w:pPr>
-      <w:r>
-        <w:rPr>
-          <w:rFonts w:ascii="Times New Roman" w:hAnsi="Times New Roman" w:cs="Times New Roman"/>
-        </w:rPr>
+      </w:pPr>
+      <w:r>
         <w:t>validación sobre modelos abiertos,</w:t>
       </w:r>
     </w:p>
@@ -1186,54 +825,128 @@
           <w:ilvl w:val="0"/>
           <w:numId w:val="6"/>
         </w:numPr>
-        <w:rPr>
-          <w:rFonts w:ascii="Times New Roman" w:hAnsi="Times New Roman" w:cs="Times New Roman"/>
-        </w:rPr>
-      </w:pPr>
-      <w:r>
-        <w:rPr>
-          <w:rFonts w:ascii="Times New Roman" w:hAnsi="Times New Roman" w:cs="Times New Roman"/>
-        </w:rPr>
+      </w:pPr>
+      <w:r>
         <w:t>evidencia reproducible.</w:t>
       </w:r>
     </w:p>
     <w:p>
-      <w:pPr>
-        <w:rPr>
-          <w:rFonts w:ascii="Times New Roman" w:hAnsi="Times New Roman" w:cs="Times New Roman"/>
-        </w:rPr>
-      </w:pPr>
-    </w:p>
-    <w:p>
-      <w:pPr>
-        <w:rPr>
-          <w:rFonts w:ascii="Times New Roman" w:hAnsi="Times New Roman" w:cs="Times New Roman"/>
-        </w:rPr>
-      </w:pPr>
-      <w:r>
-        <w:rPr>
-          <w:rFonts w:ascii="Times New Roman" w:hAnsi="Times New Roman" w:cs="Times New Roman"/>
+      <w:r>
+        <w:pict w14:anchorId="464C77B2">
+          <v:rect id="_x0000_i1096" style="width:0;height:0" o:hralign="center" o:hrstd="t" o:hr="t" fillcolor="#a0a0a0" stroked="f"/>
+        </w:pict>
+      </w:r>
+    </w:p>
+    <w:p>
+      <w:pPr>
+        <w:rPr>
+          <w:b/>
+          <w:bCs/>
+        </w:rPr>
+      </w:pPr>
+      <w:r>
+        <w:rPr>
+          <w:b/>
+          <w:bCs/>
+        </w:rPr>
+        <w:t>Lo siguiente que debes escribir en el formulario</w:t>
+      </w:r>
+    </w:p>
+    <w:p>
+      <w:r>
+        <w:t>En el apartado </w:t>
+      </w:r>
+      <w:r>
+        <w:rPr>
+          <w:b/>
+          <w:bCs/>
+        </w:rPr>
+        <w:t>"Resultado de investigación a explotar"</w:t>
+      </w:r>
+      <w:r>
+        <w:t>, usa algo parecido a:</w:t>
+      </w:r>
+    </w:p>
+    <w:p>
+      <w:r>
+        <w:t xml:space="preserve">Desarrollo de una metodología original denominada Continuum </w:t>
+      </w:r>
+      <w:proofErr w:type="spellStart"/>
+      <w:r>
+        <w:t>Semantic</w:t>
+      </w:r>
+      <w:proofErr w:type="spellEnd"/>
+      <w:r>
+        <w:t xml:space="preserve"> </w:t>
+      </w:r>
+      <w:proofErr w:type="spellStart"/>
+      <w:r>
+        <w:t>Index</w:t>
+      </w:r>
+      <w:proofErr w:type="spellEnd"/>
+      <w:r>
+        <w:t xml:space="preserve"> (CSI), destinada a la detección y cuantificación de fenómenos de convergencia semántica, pérdida de diversidad cognitiva y colapso de distinción en sistemas de </w:t>
+      </w:r>
+      <w:r>
+        <w:lastRenderedPageBreak/>
+        <w:t>inteligencia artificial, con aplicaciones en auditoría tecnológica, gobernanza algorítmica y evaluación de riesgos emergentes asociados al despliegue de modelos de IA.</w:t>
+      </w:r>
+    </w:p>
+    <w:p>
+      <w:r>
+        <w:rPr>
+          <w:b/>
+          <w:bCs/>
+        </w:rPr>
+        <w:t>Importante:</w:t>
+      </w:r>
+      <w:r>
+        <w:t xml:space="preserve"> algunos de los </w:t>
+      </w:r>
+      <w:proofErr w:type="spellStart"/>
+      <w:r>
+        <w:t>PDFs</w:t>
+      </w:r>
+      <w:proofErr w:type="spellEnd"/>
+      <w:r>
+        <w:t xml:space="preserve"> que habías compartido anteriormente ya no están disponibles para releer en esta sesión. Si necesitas que vuelva a revisar o completar apartados concretos de esos documentos, tendrás que volver a subirlos.</w:t>
+      </w:r>
+    </w:p>
+    <w:p>
+      <w:r>
+        <w:t>Listo para copia pega</w:t>
+      </w:r>
+    </w:p>
+    <w:p>
+      <w:r>
+        <w:t>ChatGPT10:55</w:t>
+      </w:r>
+    </w:p>
+    <w:p>
+      <w:r>
+        <w:rPr>
           <w:b/>
           <w:bCs/>
         </w:rPr>
         <w:t>RESULTADO DE INVESTIGACIÓN A EXPLOTAR</w:t>
       </w:r>
-    </w:p>
-    <w:p>
-      <w:pPr>
-        <w:rPr>
-          <w:rFonts w:ascii="Times New Roman" w:hAnsi="Times New Roman" w:cs="Times New Roman"/>
-        </w:rPr>
-      </w:pPr>
-      <w:r>
-        <w:rPr>
-          <w:rFonts w:ascii="Times New Roman" w:hAnsi="Times New Roman" w:cs="Times New Roman"/>
-        </w:rPr>
+      <w:r>
+        <w:t> </w:t>
+      </w:r>
+      <w:r>
+        <w:rPr>
+          <w:i/>
+          <w:iCs/>
+        </w:rPr>
+        <w:t>(listo para copiar y pegar)</w:t>
+      </w:r>
+    </w:p>
+    <w:p>
+      <w:r>
         <w:t>Desarrollo de una metodología original denominada </w:t>
       </w:r>
       <w:r>
         <w:rPr>
-          <w:rFonts w:ascii="Times New Roman" w:hAnsi="Times New Roman" w:cs="Times New Roman"/>
           <w:b/>
           <w:bCs/>
         </w:rPr>
@@ -1242,7 +955,6 @@
       <w:proofErr w:type="spellStart"/>
       <w:r>
         <w:rPr>
-          <w:rFonts w:ascii="Times New Roman" w:hAnsi="Times New Roman" w:cs="Times New Roman"/>
           <w:b/>
           <w:bCs/>
         </w:rPr>
@@ -1251,7 +963,6 @@
       <w:proofErr w:type="spellEnd"/>
       <w:r>
         <w:rPr>
-          <w:rFonts w:ascii="Times New Roman" w:hAnsi="Times New Roman" w:cs="Times New Roman"/>
           <w:b/>
           <w:bCs/>
         </w:rPr>
@@ -1260,7 +971,6 @@
       <w:proofErr w:type="spellStart"/>
       <w:r>
         <w:rPr>
-          <w:rFonts w:ascii="Times New Roman" w:hAnsi="Times New Roman" w:cs="Times New Roman"/>
           <w:b/>
           <w:bCs/>
         </w:rPr>
@@ -1269,174 +979,129 @@
       <w:proofErr w:type="spellEnd"/>
       <w:r>
         <w:rPr>
-          <w:rFonts w:ascii="Times New Roman" w:hAnsi="Times New Roman" w:cs="Times New Roman"/>
           <w:b/>
           <w:bCs/>
         </w:rPr>
         <w:t xml:space="preserve"> (CSI)</w:t>
       </w:r>
       <w:r>
-        <w:rPr>
-          <w:rFonts w:ascii="Times New Roman" w:hAnsi="Times New Roman" w:cs="Times New Roman"/>
-        </w:rPr>
         <w:t>, orientada a la detección, medición y análisis de fenómenos de convergencia semántica, pérdida de diversidad cognitiva y colapso de distinción en sistemas de inteligencia artificial. La metodología pretende proporcionar herramientas de auditoría, gobernanza y evaluación de riesgos emergentes asociados al uso de modelos de IA, permitiendo identificar procesos de homogeneización representacional y concentración progresiva de patrones semánticos. El resultado de investigación constituye la base para el desarrollo de software, servicios de auditoría, metodologías de evaluación y futuros productos tecnológicos comercializables.</w:t>
       </w:r>
     </w:p>
     <w:p>
-      <w:pPr>
-        <w:rPr>
-          <w:rFonts w:ascii="Times New Roman" w:hAnsi="Times New Roman" w:cs="Times New Roman"/>
-        </w:rPr>
-      </w:pPr>
-    </w:p>
-    <w:p>
-      <w:pPr>
-        <w:rPr>
-          <w:rFonts w:ascii="Times New Roman" w:hAnsi="Times New Roman" w:cs="Times New Roman"/>
-        </w:rPr>
-      </w:pPr>
-      <w:r>
-        <w:rPr>
-          <w:rFonts w:ascii="Times New Roman" w:hAnsi="Times New Roman" w:cs="Times New Roman"/>
-          <w:b/>
-          <w:bCs/>
-        </w:rPr>
+      <w:r>
+        <w:pict w14:anchorId="7E98C971">
+          <v:rect id="_x0000_i1097" style="width:0;height:0" o:hralign="center" o:hrstd="t" o:hr="t" fillcolor="#a0a0a0" stroked="f"/>
+        </w:pict>
+      </w:r>
+    </w:p>
+    <w:p>
+      <w:r>
+        <w:rPr>
+          <w:b/>
+          <w:bCs/>
+        </w:rPr>
+        <w:t>DESCRIPCIÓN DEL PROYECTO EMPRESARIAL</w:t>
+      </w:r>
+    </w:p>
+    <w:p>
+      <w:r>
+        <w:rPr>
+          <w:b/>
+          <w:bCs/>
+        </w:rPr>
+        <w:t xml:space="preserve">Continuum AI </w:t>
+      </w:r>
+      <w:proofErr w:type="spellStart"/>
+      <w:r>
+        <w:rPr>
+          <w:b/>
+          <w:bCs/>
+        </w:rPr>
+        <w:t>Analytics</w:t>
+      </w:r>
+      <w:proofErr w:type="spellEnd"/>
+      <w:r>
+        <w:t> es una iniciativa empresarial centrada en el desarrollo de tecnologías de auditoría y gobernanza para sistemas de inteligencia artificial. Su principal activo es el </w:t>
+      </w:r>
+      <w:r>
+        <w:rPr>
+          <w:b/>
+          <w:bCs/>
+        </w:rPr>
+        <w:t xml:space="preserve">Continuum </w:t>
+      </w:r>
+      <w:proofErr w:type="spellStart"/>
+      <w:r>
+        <w:rPr>
+          <w:b/>
+          <w:bCs/>
+        </w:rPr>
+        <w:t>Semantic</w:t>
+      </w:r>
+      <w:proofErr w:type="spellEnd"/>
+      <w:r>
+        <w:rPr>
+          <w:b/>
+          <w:bCs/>
+        </w:rPr>
+        <w:t xml:space="preserve"> </w:t>
+      </w:r>
+      <w:proofErr w:type="spellStart"/>
+      <w:r>
+        <w:rPr>
+          <w:b/>
+          <w:bCs/>
+        </w:rPr>
+        <w:t>Index</w:t>
+      </w:r>
+      <w:proofErr w:type="spellEnd"/>
+      <w:r>
+        <w:rPr>
+          <w:b/>
+          <w:bCs/>
+        </w:rPr>
+        <w:t xml:space="preserve"> (CSI)</w:t>
+      </w:r>
+      <w:r>
+        <w:t>, una metodología destinada a cuantificar fenómenos de convergencia semántica y pérdida de diversidad representacional en modelos de IA. La actividad empresarial prevista incluye el desarrollo de herramientas software, servicios de auditoría tecnológica, evaluación de riesgos, cumplimiento normativo y licenciamiento de metodologías aplicadas a la inteligencia artificial.</w:t>
+      </w:r>
+    </w:p>
+    <w:p>
+      <w:r>
+        <w:pict w14:anchorId="4674F5D4">
+          <v:rect id="_x0000_i1098" style="width:0;height:0" o:hralign="center" o:hrstd="t" o:hr="t" fillcolor="#a0a0a0" stroked="f"/>
+        </w:pict>
+      </w:r>
+    </w:p>
+    <w:p>
+      <w:r>
+        <w:rPr>
+          <w:b/>
+          <w:bCs/>
+        </w:rPr>
+        <w:t>PROPUESTA DE VALOR</w:t>
+      </w:r>
+    </w:p>
+    <w:p>
+      <w:r>
+        <w:t xml:space="preserve">CSI permite analizar dimensiones que habitualmente no son objeto de medición específica, como la convergencia semántica, la homogeneización de respuestas y la pérdida de diferenciación conceptual en sistemas de IA. El proyecto aspira a proporcionar métricas, metodologías y herramientas especializadas para </w:t>
+      </w:r>
+      <w:r>
         <w:lastRenderedPageBreak/>
-        <w:t>DESCRIPCIÓN DEL PROYECTO EMPRESARIAL</w:t>
-      </w:r>
-    </w:p>
-    <w:p>
-      <w:pPr>
-        <w:rPr>
-          <w:rFonts w:ascii="Times New Roman" w:hAnsi="Times New Roman" w:cs="Times New Roman"/>
-        </w:rPr>
-      </w:pPr>
-      <w:r>
-        <w:rPr>
-          <w:rFonts w:ascii="Times New Roman" w:hAnsi="Times New Roman" w:cs="Times New Roman"/>
-          <w:b/>
-          <w:bCs/>
-        </w:rPr>
-        <w:t xml:space="preserve">Continuum AI </w:t>
-      </w:r>
-      <w:proofErr w:type="spellStart"/>
-      <w:r>
-        <w:rPr>
-          <w:rFonts w:ascii="Times New Roman" w:hAnsi="Times New Roman" w:cs="Times New Roman"/>
-          <w:b/>
-          <w:bCs/>
-        </w:rPr>
-        <w:t>Analytics</w:t>
-      </w:r>
-      <w:proofErr w:type="spellEnd"/>
-      <w:r>
-        <w:rPr>
-          <w:rFonts w:ascii="Times New Roman" w:hAnsi="Times New Roman" w:cs="Times New Roman"/>
-        </w:rPr>
-        <w:t> es una iniciativa empresarial centrada en el desarrollo de tecnologías de auditoría y gobernanza para sistemas de inteligencia artificial. Su principal activo es el </w:t>
-      </w:r>
-      <w:r>
-        <w:rPr>
-          <w:rFonts w:ascii="Times New Roman" w:hAnsi="Times New Roman" w:cs="Times New Roman"/>
-          <w:b/>
-          <w:bCs/>
-        </w:rPr>
-        <w:t xml:space="preserve">Continuum </w:t>
-      </w:r>
-      <w:proofErr w:type="spellStart"/>
-      <w:r>
-        <w:rPr>
-          <w:rFonts w:ascii="Times New Roman" w:hAnsi="Times New Roman" w:cs="Times New Roman"/>
-          <w:b/>
-          <w:bCs/>
-        </w:rPr>
-        <w:t>Semantic</w:t>
-      </w:r>
-      <w:proofErr w:type="spellEnd"/>
-      <w:r>
-        <w:rPr>
-          <w:rFonts w:ascii="Times New Roman" w:hAnsi="Times New Roman" w:cs="Times New Roman"/>
-          <w:b/>
-          <w:bCs/>
-        </w:rPr>
-        <w:t xml:space="preserve"> </w:t>
-      </w:r>
-      <w:proofErr w:type="spellStart"/>
-      <w:r>
-        <w:rPr>
-          <w:rFonts w:ascii="Times New Roman" w:hAnsi="Times New Roman" w:cs="Times New Roman"/>
-          <w:b/>
-          <w:bCs/>
-        </w:rPr>
-        <w:t>Index</w:t>
-      </w:r>
-      <w:proofErr w:type="spellEnd"/>
-      <w:r>
-        <w:rPr>
-          <w:rFonts w:ascii="Times New Roman" w:hAnsi="Times New Roman" w:cs="Times New Roman"/>
-          <w:b/>
-          <w:bCs/>
-        </w:rPr>
-        <w:t xml:space="preserve"> (CSI)</w:t>
-      </w:r>
-      <w:r>
-        <w:rPr>
-          <w:rFonts w:ascii="Times New Roman" w:hAnsi="Times New Roman" w:cs="Times New Roman"/>
-        </w:rPr>
-        <w:t>, una metodología destinada a cuantificar fenómenos de convergencia semántica y pérdida de diversidad representacional en modelos de IA. La actividad empresarial prevista incluye el desarrollo de herramientas software, servicios de auditoría tecnológica, evaluación de riesgos, cumplimiento normativo y licenciamiento de metodologías aplicadas a la inteligencia artificial.</w:t>
-      </w:r>
-    </w:p>
-    <w:p>
-      <w:pPr>
-        <w:rPr>
-          <w:rFonts w:ascii="Times New Roman" w:hAnsi="Times New Roman" w:cs="Times New Roman"/>
-        </w:rPr>
-      </w:pPr>
-    </w:p>
-    <w:p>
-      <w:pPr>
-        <w:rPr>
-          <w:rFonts w:ascii="Times New Roman" w:hAnsi="Times New Roman" w:cs="Times New Roman"/>
-        </w:rPr>
-      </w:pPr>
-      <w:r>
-        <w:rPr>
-          <w:rFonts w:ascii="Times New Roman" w:hAnsi="Times New Roman" w:cs="Times New Roman"/>
-          <w:b/>
-          <w:bCs/>
-        </w:rPr>
-        <w:t>PROPUESTA DE VALOR</w:t>
-      </w:r>
-    </w:p>
-    <w:p>
-      <w:pPr>
-        <w:rPr>
-          <w:rFonts w:ascii="Times New Roman" w:hAnsi="Times New Roman" w:cs="Times New Roman"/>
-        </w:rPr>
-      </w:pPr>
-      <w:r>
-        <w:rPr>
-          <w:rFonts w:ascii="Times New Roman" w:hAnsi="Times New Roman" w:cs="Times New Roman"/>
-        </w:rPr>
-        <w:t>CSI permite analizar dimensiones que habitualmente no son objeto de medición específica, como la convergencia semántica, la homogeneización de respuestas y la pérdida de diferenciación conceptual en sistemas de IA. El proyecto aspira a proporcionar métricas, metodologías y herramientas especializadas para organizaciones que requieran evaluar riesgos emergentes asociados al despliegue de inteligencia artificial.</w:t>
-      </w:r>
-    </w:p>
-    <w:p>
-      <w:pPr>
-        <w:rPr>
-          <w:rFonts w:ascii="Times New Roman" w:hAnsi="Times New Roman" w:cs="Times New Roman"/>
-        </w:rPr>
-      </w:pPr>
-    </w:p>
-    <w:p>
-      <w:pPr>
-        <w:rPr>
-          <w:rFonts w:ascii="Times New Roman" w:hAnsi="Times New Roman" w:cs="Times New Roman"/>
-        </w:rPr>
-      </w:pPr>
-      <w:r>
-        <w:rPr>
-          <w:rFonts w:ascii="Times New Roman" w:hAnsi="Times New Roman" w:cs="Times New Roman"/>
+        <w:t>organizaciones que requieran evaluar riesgos emergentes asociados al despliegue de inteligencia artificial.</w:t>
+      </w:r>
+    </w:p>
+    <w:p>
+      <w:r>
+        <w:pict w14:anchorId="10079093">
+          <v:rect id="_x0000_i1099" style="width:0;height:0" o:hralign="center" o:hrstd="t" o:hr="t" fillcolor="#a0a0a0" stroked="f"/>
+        </w:pict>
+      </w:r>
+    </w:p>
+    <w:p>
+      <w:r>
+        <w:rPr>
           <w:b/>
           <w:bCs/>
         </w:rPr>
@@ -1449,14 +1114,8 @@
           <w:ilvl w:val="0"/>
           <w:numId w:val="7"/>
         </w:numPr>
-        <w:rPr>
-          <w:rFonts w:ascii="Times New Roman" w:hAnsi="Times New Roman" w:cs="Times New Roman"/>
-        </w:rPr>
-      </w:pPr>
-      <w:r>
-        <w:rPr>
-          <w:rFonts w:ascii="Times New Roman" w:hAnsi="Times New Roman" w:cs="Times New Roman"/>
-        </w:rPr>
+      </w:pPr>
+      <w:r>
         <w:t>Consultoras tecnológicas.</w:t>
       </w:r>
     </w:p>
@@ -1466,28 +1125,16 @@
           <w:ilvl w:val="0"/>
           <w:numId w:val="7"/>
         </w:numPr>
-        <w:rPr>
-          <w:rFonts w:ascii="Times New Roman" w:hAnsi="Times New Roman" w:cs="Times New Roman"/>
-        </w:rPr>
-      </w:pPr>
-      <w:r>
-        <w:rPr>
-          <w:rFonts w:ascii="Times New Roman" w:hAnsi="Times New Roman" w:cs="Times New Roman"/>
-        </w:rPr>
+      </w:pPr>
+      <w:r>
         <w:t xml:space="preserve">Consultoras de auditoría y </w:t>
       </w:r>
       <w:proofErr w:type="spellStart"/>
       <w:r>
-        <w:rPr>
-          <w:rFonts w:ascii="Times New Roman" w:hAnsi="Times New Roman" w:cs="Times New Roman"/>
-        </w:rPr>
         <w:t>compliance</w:t>
       </w:r>
       <w:proofErr w:type="spellEnd"/>
       <w:r>
-        <w:rPr>
-          <w:rFonts w:ascii="Times New Roman" w:hAnsi="Times New Roman" w:cs="Times New Roman"/>
-        </w:rPr>
         <w:t>.</w:t>
       </w:r>
     </w:p>
@@ -1497,14 +1144,8 @@
           <w:ilvl w:val="0"/>
           <w:numId w:val="7"/>
         </w:numPr>
-        <w:rPr>
-          <w:rFonts w:ascii="Times New Roman" w:hAnsi="Times New Roman" w:cs="Times New Roman"/>
-        </w:rPr>
-      </w:pPr>
-      <w:r>
-        <w:rPr>
-          <w:rFonts w:ascii="Times New Roman" w:hAnsi="Times New Roman" w:cs="Times New Roman"/>
-        </w:rPr>
+      </w:pPr>
+      <w:r>
         <w:t>Empresas que desarrollan o utilizan sistemas de IA.</w:t>
       </w:r>
     </w:p>
@@ -1514,14 +1155,8 @@
           <w:ilvl w:val="0"/>
           <w:numId w:val="7"/>
         </w:numPr>
-        <w:rPr>
-          <w:rFonts w:ascii="Times New Roman" w:hAnsi="Times New Roman" w:cs="Times New Roman"/>
-        </w:rPr>
-      </w:pPr>
-      <w:r>
-        <w:rPr>
-          <w:rFonts w:ascii="Times New Roman" w:hAnsi="Times New Roman" w:cs="Times New Roman"/>
-        </w:rPr>
+      </w:pPr>
+      <w:r>
         <w:t>Administraciones públicas.</w:t>
       </w:r>
     </w:p>
@@ -1531,14 +1166,8 @@
           <w:ilvl w:val="0"/>
           <w:numId w:val="7"/>
         </w:numPr>
-        <w:rPr>
-          <w:rFonts w:ascii="Times New Roman" w:hAnsi="Times New Roman" w:cs="Times New Roman"/>
-        </w:rPr>
-      </w:pPr>
-      <w:r>
-        <w:rPr>
-          <w:rFonts w:ascii="Times New Roman" w:hAnsi="Times New Roman" w:cs="Times New Roman"/>
-        </w:rPr>
+      </w:pPr>
+      <w:r>
         <w:t>Centros de investigación.</w:t>
       </w:r>
     </w:p>
@@ -1548,33 +1177,21 @@
           <w:ilvl w:val="0"/>
           <w:numId w:val="7"/>
         </w:numPr>
-        <w:rPr>
-          <w:rFonts w:ascii="Times New Roman" w:hAnsi="Times New Roman" w:cs="Times New Roman"/>
-        </w:rPr>
-      </w:pPr>
-      <w:r>
-        <w:rPr>
-          <w:rFonts w:ascii="Times New Roman" w:hAnsi="Times New Roman" w:cs="Times New Roman"/>
-        </w:rPr>
+      </w:pPr>
+      <w:r>
         <w:t>Organizaciones sujetas a requisitos de gobernanza algorítmica.</w:t>
       </w:r>
     </w:p>
     <w:p>
-      <w:pPr>
-        <w:rPr>
-          <w:rFonts w:ascii="Times New Roman" w:hAnsi="Times New Roman" w:cs="Times New Roman"/>
-        </w:rPr>
-      </w:pPr>
-    </w:p>
-    <w:p>
-      <w:pPr>
-        <w:rPr>
-          <w:rFonts w:ascii="Times New Roman" w:hAnsi="Times New Roman" w:cs="Times New Roman"/>
-        </w:rPr>
-      </w:pPr>
-      <w:r>
-        <w:rPr>
-          <w:rFonts w:ascii="Times New Roman" w:hAnsi="Times New Roman" w:cs="Times New Roman"/>
+      <w:r>
+        <w:pict w14:anchorId="0D42009E">
+          <v:rect id="_x0000_i1100" style="width:0;height:0" o:hralign="center" o:hrstd="t" o:hr="t" fillcolor="#a0a0a0" stroked="f"/>
+        </w:pict>
+      </w:r>
+    </w:p>
+    <w:p>
+      <w:r>
+        <w:rPr>
           <w:b/>
           <w:bCs/>
         </w:rPr>
@@ -1587,14 +1204,8 @@
           <w:ilvl w:val="0"/>
           <w:numId w:val="8"/>
         </w:numPr>
-        <w:rPr>
-          <w:rFonts w:ascii="Times New Roman" w:hAnsi="Times New Roman" w:cs="Times New Roman"/>
-        </w:rPr>
-      </w:pPr>
-      <w:r>
-        <w:rPr>
-          <w:rFonts w:ascii="Times New Roman" w:hAnsi="Times New Roman" w:cs="Times New Roman"/>
-        </w:rPr>
+      </w:pPr>
+      <w:r>
         <w:t>Marco conceptual desarrollado.</w:t>
       </w:r>
     </w:p>
@@ -1604,14 +1215,8 @@
           <w:ilvl w:val="0"/>
           <w:numId w:val="8"/>
         </w:numPr>
-        <w:rPr>
-          <w:rFonts w:ascii="Times New Roman" w:hAnsi="Times New Roman" w:cs="Times New Roman"/>
-        </w:rPr>
-      </w:pPr>
-      <w:r>
-        <w:rPr>
-          <w:rFonts w:ascii="Times New Roman" w:hAnsi="Times New Roman" w:cs="Times New Roman"/>
-        </w:rPr>
+      </w:pPr>
+      <w:r>
         <w:t>Documentación técnica preliminar disponible.</w:t>
       </w:r>
     </w:p>
@@ -1621,14 +1226,8 @@
           <w:ilvl w:val="0"/>
           <w:numId w:val="8"/>
         </w:numPr>
-        <w:rPr>
-          <w:rFonts w:ascii="Times New Roman" w:hAnsi="Times New Roman" w:cs="Times New Roman"/>
-        </w:rPr>
-      </w:pPr>
-      <w:r>
-        <w:rPr>
-          <w:rFonts w:ascii="Times New Roman" w:hAnsi="Times New Roman" w:cs="Times New Roman"/>
-        </w:rPr>
+      </w:pPr>
+      <w:r>
         <w:t>Metodología en fase de validación.</w:t>
       </w:r>
     </w:p>
@@ -1638,14 +1237,8 @@
           <w:ilvl w:val="0"/>
           <w:numId w:val="8"/>
         </w:numPr>
-        <w:rPr>
-          <w:rFonts w:ascii="Times New Roman" w:hAnsi="Times New Roman" w:cs="Times New Roman"/>
-        </w:rPr>
-      </w:pPr>
-      <w:r>
-        <w:rPr>
-          <w:rFonts w:ascii="Times New Roman" w:hAnsi="Times New Roman" w:cs="Times New Roman"/>
-        </w:rPr>
+      </w:pPr>
+      <w:r>
         <w:t>Desarrollo tecnológico pendiente.</w:t>
       </w:r>
     </w:p>
@@ -1655,33 +1248,21 @@
           <w:ilvl w:val="0"/>
           <w:numId w:val="8"/>
         </w:numPr>
-        <w:rPr>
-          <w:rFonts w:ascii="Times New Roman" w:hAnsi="Times New Roman" w:cs="Times New Roman"/>
-        </w:rPr>
-      </w:pPr>
-      <w:r>
-        <w:rPr>
-          <w:rFonts w:ascii="Times New Roman" w:hAnsi="Times New Roman" w:cs="Times New Roman"/>
-        </w:rPr>
+      </w:pPr>
+      <w:r>
         <w:t>Búsqueda de colaboradores técnicos para construcción de prototipo y validación experimental.</w:t>
       </w:r>
     </w:p>
     <w:p>
-      <w:pPr>
-        <w:rPr>
-          <w:rFonts w:ascii="Times New Roman" w:hAnsi="Times New Roman" w:cs="Times New Roman"/>
-        </w:rPr>
-      </w:pPr>
-    </w:p>
-    <w:p>
-      <w:pPr>
-        <w:rPr>
-          <w:rFonts w:ascii="Times New Roman" w:hAnsi="Times New Roman" w:cs="Times New Roman"/>
-        </w:rPr>
-      </w:pPr>
-      <w:r>
-        <w:rPr>
-          <w:rFonts w:ascii="Times New Roman" w:hAnsi="Times New Roman" w:cs="Times New Roman"/>
+      <w:r>
+        <w:pict w14:anchorId="381E5D21">
+          <v:rect id="_x0000_i1101" style="width:0;height:0" o:hralign="center" o:hrstd="t" o:hr="t" fillcolor="#a0a0a0" stroked="f"/>
+        </w:pict>
+      </w:r>
+    </w:p>
+    <w:p>
+      <w:r>
+        <w:rPr>
           <w:b/>
           <w:bCs/>
         </w:rPr>
@@ -1689,20 +1270,11 @@
       </w:r>
     </w:p>
     <w:p>
-      <w:pPr>
-        <w:rPr>
-          <w:rFonts w:ascii="Times New Roman" w:hAnsi="Times New Roman" w:cs="Times New Roman"/>
-        </w:rPr>
-      </w:pPr>
-      <w:r>
-        <w:rPr>
-          <w:rFonts w:ascii="Times New Roman" w:hAnsi="Times New Roman" w:cs="Times New Roman"/>
-        </w:rPr>
+      <w:r>
         <w:t>Constituir una empresa de base tecnológica especializada en auditoría de inteligencia artificial, desarrollando una familia de productos y servicios basados en el </w:t>
       </w:r>
       <w:r>
         <w:rPr>
-          <w:rFonts w:ascii="Times New Roman" w:hAnsi="Times New Roman" w:cs="Times New Roman"/>
           <w:b/>
           <w:bCs/>
         </w:rPr>
@@ -1711,7 +1283,6 @@
       <w:proofErr w:type="spellStart"/>
       <w:r>
         <w:rPr>
-          <w:rFonts w:ascii="Times New Roman" w:hAnsi="Times New Roman" w:cs="Times New Roman"/>
           <w:b/>
           <w:bCs/>
         </w:rPr>
@@ -1720,7 +1291,6 @@
       <w:proofErr w:type="spellEnd"/>
       <w:r>
         <w:rPr>
-          <w:rFonts w:ascii="Times New Roman" w:hAnsi="Times New Roman" w:cs="Times New Roman"/>
           <w:b/>
           <w:bCs/>
         </w:rPr>
@@ -1729,7 +1299,6 @@
       <w:proofErr w:type="spellStart"/>
       <w:r>
         <w:rPr>
-          <w:rFonts w:ascii="Times New Roman" w:hAnsi="Times New Roman" w:cs="Times New Roman"/>
           <w:b/>
           <w:bCs/>
         </w:rPr>
@@ -1738,16 +1307,12 @@
       <w:proofErr w:type="spellEnd"/>
       <w:r>
         <w:rPr>
-          <w:rFonts w:ascii="Times New Roman" w:hAnsi="Times New Roman" w:cs="Times New Roman"/>
           <w:b/>
           <w:bCs/>
         </w:rPr>
         <w:t xml:space="preserve"> (CSI)</w:t>
       </w:r>
       <w:r>
-        <w:rPr>
-          <w:rFonts w:ascii="Times New Roman" w:hAnsi="Times New Roman" w:cs="Times New Roman"/>
-        </w:rPr>
         <w:t> para aplicaciones de gobernanza, cumplimiento normativo y evaluación avanzada de riesgos en IA.</w:t>
       </w:r>
     </w:p>
@@ -3585,7 +3150,6 @@
   <w:style w:type="character" w:default="1" w:styleId="Fuentedeprrafopredeter">
     <w:name w:val="Default Paragraph Font"/>
     <w:uiPriority w:val="1"/>
-    <w:semiHidden/>
     <w:unhideWhenUsed/>
   </w:style>
   <w:style w:type="table" w:default="1" w:styleId="Tablanormal">
